--- a/data/human_paras/human_para_87.docx
+++ b/data/human_paras/human_para_87.docx
@@ -4,7 +4,7 @@
   <w:body>
     <w:p>
       <w:r>
-        <w:t>Middle adulthood is the time of a person’s lifespan ranging between the end of young adulthood and the beginning of old age which lasts from 40 to 65 years of age (Ref-s372473). By the beginning of this period a person would usually be settled with their lives. Most people would have a stable career and be with families during this period. However, this period also consists of challenging events such as rearing and supporting children, taking care of aging parents, and planning to face one’s own late adulthood (Ref-s372473). Both men and women experience changes from several aspects in addition to other challenges.</w:t>
+        <w:t>Changes that occurred in the past have increased the strain placed on people undergoing middle adulthood. In the past few decades, technological advancements occurred rapidly and youngsters became familiar with the use of social media apps for communication. These technological advancements were difficult for many older generations to grasp which distanced millennials and individuals of generation-X and older generations. In a world where nearly, everything is done on digital platforms life was made harder for older generations. Also, with more women joining the workforce in past years, people of older generations do not receive familial care as much as in the past.</w:t>
       </w:r>
     </w:p>
     <w:sectPr>
